--- a/Software Testing Assignment - Module 1.docx
+++ b/Software Testing Assignment - Module 1.docx
@@ -245,18 +245,8 @@
           <w:sz w:val="24"/>
           <w:szCs w:val="24"/>
         </w:rPr>
-        <w:t xml:space="preserve"> right?</w:t>
-      </w:r>
-      <w:proofErr w:type="gramStart"/>
-      <w:r>
-        <w:rPr>
-          <w:rFonts w:ascii="Times New Roman" w:hAnsi="Times New Roman" w:cs="Times New Roman"/>
-          <w:sz w:val="24"/>
-          <w:szCs w:val="24"/>
-        </w:rPr>
-        <w:t>”.</w:t>
-      </w:r>
-      <w:proofErr w:type="gramEnd"/>
+        <w:t xml:space="preserve"> right?”.</w:t>
+      </w:r>
     </w:p>
     <w:p>
       <w:pPr>
@@ -277,18 +267,8 @@
           <w:sz w:val="24"/>
           <w:szCs w:val="24"/>
         </w:rPr>
-        <w:t>Validation: It refers to a different set of tasks that ensure that the software that has been built is traceable to customer requirements. It means “Are we building the right product?</w:t>
-      </w:r>
-      <w:proofErr w:type="gramStart"/>
-      <w:r>
-        <w:rPr>
-          <w:rFonts w:ascii="Times New Roman" w:hAnsi="Times New Roman" w:cs="Times New Roman"/>
-          <w:sz w:val="24"/>
-          <w:szCs w:val="24"/>
-        </w:rPr>
-        <w:t>”.</w:t>
-      </w:r>
-      <w:proofErr w:type="gramEnd"/>
+        <w:t>Validation: It refers to a different set of tasks that ensure that the software that has been built is traceable to customer requirements. It means “Are we building the right product?”.</w:t>
+      </w:r>
     </w:p>
     <w:p>
       <w:pPr>
@@ -549,25 +529,7 @@
           <w:sz w:val="24"/>
           <w:szCs w:val="24"/>
         </w:rPr>
-        <w:t xml:space="preserve">Agile Software Development is widely used by software development teams and </w:t>
-      </w:r>
-      <w:proofErr w:type="gramStart"/>
-      <w:r>
-        <w:rPr>
-          <w:rFonts w:ascii="Times New Roman" w:hAnsi="Times New Roman" w:cs="Times New Roman"/>
-          <w:sz w:val="24"/>
-          <w:szCs w:val="24"/>
-        </w:rPr>
-        <w:t>is considered to be</w:t>
-      </w:r>
-      <w:proofErr w:type="gramEnd"/>
-      <w:r>
-        <w:rPr>
-          <w:rFonts w:ascii="Times New Roman" w:hAnsi="Times New Roman" w:cs="Times New Roman"/>
-          <w:sz w:val="24"/>
-          <w:szCs w:val="24"/>
-        </w:rPr>
-        <w:t xml:space="preserve"> a flexible and adaptable approach to software development that is well-suited to changing requirements and the fast pace of software development.</w:t>
+        <w:t>Agile Software Development is widely used by software development teams and is considered to be a flexible and adaptable approach to software development that is well-suited to changing requirements and the fast pace of software development.</w:t>
       </w:r>
     </w:p>
     <w:p>
@@ -1004,25 +966,7 @@
           <w:szCs w:val="24"/>
         </w:rPr>
         <w:tab/>
-        <w:t xml:space="preserve">Project manager base their plans and estimates of schedule, </w:t>
-      </w:r>
-      <w:proofErr w:type="gramStart"/>
-      <w:r>
-        <w:rPr>
-          <w:rFonts w:ascii="Times New Roman" w:hAnsi="Times New Roman" w:cs="Times New Roman"/>
-          <w:sz w:val="24"/>
-          <w:szCs w:val="24"/>
-        </w:rPr>
-        <w:t>effort</w:t>
-      </w:r>
-      <w:proofErr w:type="gramEnd"/>
-      <w:r>
-        <w:rPr>
-          <w:rFonts w:ascii="Times New Roman" w:hAnsi="Times New Roman" w:cs="Times New Roman"/>
-          <w:sz w:val="24"/>
-          <w:szCs w:val="24"/>
-        </w:rPr>
-        <w:t xml:space="preserve"> and resources on it.</w:t>
+        <w:t>Project manager base their plans and estimates of schedule, effort and resources on it.</w:t>
       </w:r>
     </w:p>
     <w:p>
@@ -2174,25 +2118,7 @@
           <w:sz w:val="24"/>
           <w:szCs w:val="24"/>
         </w:rPr>
-        <w:t xml:space="preserve">Inheritance is one of the core features of object-oriented programming. </w:t>
-      </w:r>
-      <w:proofErr w:type="gramStart"/>
-      <w:r>
-        <w:rPr>
-          <w:rFonts w:ascii="Times New Roman" w:hAnsi="Times New Roman" w:cs="Times New Roman"/>
-          <w:sz w:val="24"/>
-          <w:szCs w:val="24"/>
-        </w:rPr>
-        <w:t>It’s</w:t>
-      </w:r>
-      <w:proofErr w:type="gramEnd"/>
-      <w:r>
-        <w:rPr>
-          <w:rFonts w:ascii="Times New Roman" w:hAnsi="Times New Roman" w:cs="Times New Roman"/>
-          <w:sz w:val="24"/>
-          <w:szCs w:val="24"/>
-        </w:rPr>
-        <w:t xml:space="preserve"> a programming procedure that allows you to reuse code by referencing the behaviours and data of an object. In other words, a class that inherits from another class shares all the attributes and methods of the referenced class.</w:t>
+        <w:t>Inheritance is one of the core features of object-oriented programming. It’s a programming procedure that allows you to reuse code by referencing the behaviours and data of an object. In other words, a class that inherits from another class shares all the attributes and methods of the referenced class.</w:t>
       </w:r>
     </w:p>
     <w:p>
@@ -2294,25 +2220,7 @@
           <w:sz w:val="24"/>
           <w:szCs w:val="24"/>
         </w:rPr>
-        <w:t xml:space="preserve"> tests, </w:t>
-      </w:r>
-      <w:proofErr w:type="gramStart"/>
-      <w:r>
-        <w:rPr>
-          <w:rFonts w:ascii="Times New Roman" w:hAnsi="Times New Roman" w:cs="Times New Roman"/>
-          <w:sz w:val="24"/>
-          <w:szCs w:val="24"/>
-        </w:rPr>
-        <w:t>it’s</w:t>
-      </w:r>
-      <w:proofErr w:type="gramEnd"/>
-      <w:r>
-        <w:rPr>
-          <w:rFonts w:ascii="Times New Roman" w:hAnsi="Times New Roman" w:cs="Times New Roman"/>
-          <w:sz w:val="24"/>
-          <w:szCs w:val="24"/>
-        </w:rPr>
-        <w:t xml:space="preserve"> polymorphic. As described in our post about inheritance, all Java classes extend the class Object. Due to this, all objects in Java are polymorphic because they pass at least two </w:t>
+        <w:t xml:space="preserve"> tests, it’s polymorphic. As described in our post about inheritance, all Java classes extend the class Object. Due to this, all objects in Java are polymorphic because they pass at least two </w:t>
       </w:r>
       <w:r>
         <w:rPr>
@@ -2400,6 +2308,83 @@
           <w:szCs w:val="24"/>
         </w:rPr>
       </w:pPr>
+    </w:p>
+    <w:p>
+      <w:pPr>
+        <w:rPr>
+          <w:rFonts w:ascii="Times New Roman" w:hAnsi="Times New Roman" w:cs="Times New Roman"/>
+          <w:sz w:val="24"/>
+          <w:szCs w:val="24"/>
+        </w:rPr>
+      </w:pPr>
+      <w:r>
+        <w:rPr>
+          <w:rFonts w:ascii="Times New Roman" w:hAnsi="Times New Roman" w:cs="Times New Roman"/>
+          <w:noProof/>
+          <w:sz w:val="24"/>
+          <w:szCs w:val="24"/>
+        </w:rPr>
+        <w:lastRenderedPageBreak/>
+        <w:drawing>
+          <wp:inline distT="0" distB="0" distL="0" distR="0" wp14:anchorId="36883544" wp14:editId="6E09548E">
+            <wp:extent cx="5731510" cy="3404235"/>
+            <wp:effectExtent l="0" t="0" r="2540" b="5715"/>
+            <wp:docPr id="998562172" name="Picture 3"/>
+            <wp:cNvGraphicFramePr>
+              <a:graphicFrameLocks xmlns:a="http://schemas.openxmlformats.org/drawingml/2006/main" noChangeAspect="1"/>
+            </wp:cNvGraphicFramePr>
+            <a:graphic xmlns:a="http://schemas.openxmlformats.org/drawingml/2006/main">
+              <a:graphicData uri="http://schemas.openxmlformats.org/drawingml/2006/picture">
+                <pic:pic xmlns:pic="http://schemas.openxmlformats.org/drawingml/2006/picture">
+                  <pic:nvPicPr>
+                    <pic:cNvPr id="998562172" name="Picture 998562172"/>
+                    <pic:cNvPicPr/>
+                  </pic:nvPicPr>
+                  <pic:blipFill>
+                    <a:blip r:embed="rId5">
+                      <a:extLst>
+                        <a:ext uri="{28A0092B-C50C-407E-A947-70E740481C1C}">
+                          <a14:useLocalDpi xmlns:a14="http://schemas.microsoft.com/office/drawing/2010/main" val="0"/>
+                        </a:ext>
+                      </a:extLst>
+                    </a:blip>
+                    <a:stretch>
+                      <a:fillRect/>
+                    </a:stretch>
+                  </pic:blipFill>
+                  <pic:spPr>
+                    <a:xfrm>
+                      <a:off x="0" y="0"/>
+                      <a:ext cx="5731510" cy="3404235"/>
+                    </a:xfrm>
+                    <a:prstGeom prst="rect">
+                      <a:avLst/>
+                    </a:prstGeom>
+                  </pic:spPr>
+                </pic:pic>
+              </a:graphicData>
+            </a:graphic>
+          </wp:inline>
+        </w:drawing>
+      </w:r>
+    </w:p>
+    <w:p>
+      <w:pPr>
+        <w:rPr>
+          <w:rFonts w:ascii="Times New Roman" w:hAnsi="Times New Roman" w:cs="Times New Roman"/>
+          <w:sz w:val="24"/>
+          <w:szCs w:val="24"/>
+        </w:rPr>
+      </w:pPr>
+    </w:p>
+    <w:p>
+      <w:pPr>
+        <w:rPr>
+          <w:rFonts w:ascii="Times New Roman" w:hAnsi="Times New Roman" w:cs="Times New Roman"/>
+          <w:sz w:val="24"/>
+          <w:szCs w:val="24"/>
+        </w:rPr>
+      </w:pPr>
       <w:r>
         <w:rPr>
           <w:rFonts w:ascii="Times New Roman" w:hAnsi="Times New Roman" w:cs="Times New Roman"/>
@@ -2474,6 +2459,73 @@
       <w:r>
         <w:rPr>
           <w:rFonts w:ascii="Times New Roman" w:hAnsi="Times New Roman" w:cs="Times New Roman"/>
+          <w:noProof/>
+          <w:sz w:val="24"/>
+          <w:szCs w:val="24"/>
+        </w:rPr>
+        <w:drawing>
+          <wp:inline distT="0" distB="0" distL="0" distR="0" wp14:anchorId="30D91399" wp14:editId="4A87FB90">
+            <wp:extent cx="5731510" cy="3787140"/>
+            <wp:effectExtent l="0" t="0" r="2540" b="3810"/>
+            <wp:docPr id="647982809" name="Picture 2"/>
+            <wp:cNvGraphicFramePr>
+              <a:graphicFrameLocks xmlns:a="http://schemas.openxmlformats.org/drawingml/2006/main" noChangeAspect="1"/>
+            </wp:cNvGraphicFramePr>
+            <a:graphic xmlns:a="http://schemas.openxmlformats.org/drawingml/2006/main">
+              <a:graphicData uri="http://schemas.openxmlformats.org/drawingml/2006/picture">
+                <pic:pic xmlns:pic="http://schemas.openxmlformats.org/drawingml/2006/picture">
+                  <pic:nvPicPr>
+                    <pic:cNvPr id="647982809" name="Picture 647982809"/>
+                    <pic:cNvPicPr/>
+                  </pic:nvPicPr>
+                  <pic:blipFill>
+                    <a:blip r:embed="rId6">
+                      <a:extLst>
+                        <a:ext uri="{28A0092B-C50C-407E-A947-70E740481C1C}">
+                          <a14:useLocalDpi xmlns:a14="http://schemas.microsoft.com/office/drawing/2010/main" val="0"/>
+                        </a:ext>
+                      </a:extLst>
+                    </a:blip>
+                    <a:stretch>
+                      <a:fillRect/>
+                    </a:stretch>
+                  </pic:blipFill>
+                  <pic:spPr>
+                    <a:xfrm>
+                      <a:off x="0" y="0"/>
+                      <a:ext cx="5731510" cy="3787140"/>
+                    </a:xfrm>
+                    <a:prstGeom prst="rect">
+                      <a:avLst/>
+                    </a:prstGeom>
+                  </pic:spPr>
+                </pic:pic>
+              </a:graphicData>
+            </a:graphic>
+          </wp:inline>
+        </w:drawing>
+      </w:r>
+    </w:p>
+    <w:p>
+      <w:pPr>
+        <w:rPr>
+          <w:rFonts w:ascii="Times New Roman" w:hAnsi="Times New Roman" w:cs="Times New Roman"/>
+          <w:sz w:val="24"/>
+          <w:szCs w:val="24"/>
+        </w:rPr>
+      </w:pPr>
+    </w:p>
+    <w:p>
+      <w:pPr>
+        <w:rPr>
+          <w:rFonts w:ascii="Times New Roman" w:hAnsi="Times New Roman" w:cs="Times New Roman"/>
+          <w:sz w:val="24"/>
+          <w:szCs w:val="24"/>
+        </w:rPr>
+      </w:pPr>
+      <w:r>
+        <w:rPr>
+          <w:rFonts w:ascii="Times New Roman" w:hAnsi="Times New Roman" w:cs="Times New Roman"/>
           <w:sz w:val="24"/>
           <w:szCs w:val="24"/>
         </w:rPr>
@@ -2503,6 +2555,7 @@
           <w:sz w:val="24"/>
           <w:szCs w:val="24"/>
         </w:rPr>
+        <w:lastRenderedPageBreak/>
         <w:t xml:space="preserve"> The SDLC typically includes the following phases:</w:t>
       </w:r>
     </w:p>
@@ -2546,7 +2599,6 @@
           <w:sz w:val="24"/>
           <w:szCs w:val="24"/>
         </w:rPr>
-        <w:lastRenderedPageBreak/>
         <w:t>1.</w:t>
       </w:r>
       <w:r>
@@ -2625,25 +2677,7 @@
           <w:szCs w:val="24"/>
         </w:rPr>
         <w:tab/>
-        <w:t xml:space="preserve">Low-level design (LLD): It describes how </w:t>
-      </w:r>
-      <w:proofErr w:type="gramStart"/>
-      <w:r>
-        <w:rPr>
-          <w:rFonts w:ascii="Times New Roman" w:hAnsi="Times New Roman" w:cs="Times New Roman"/>
-          <w:sz w:val="24"/>
-          <w:szCs w:val="24"/>
-        </w:rPr>
-        <w:t>each and every</w:t>
-      </w:r>
-      <w:proofErr w:type="gramEnd"/>
-      <w:r>
-        <w:rPr>
-          <w:rFonts w:ascii="Times New Roman" w:hAnsi="Times New Roman" w:cs="Times New Roman"/>
-          <w:sz w:val="24"/>
-          <w:szCs w:val="24"/>
-        </w:rPr>
-        <w:t xml:space="preserve"> feature in the product should work and every component.</w:t>
+        <w:t>Low-level design (LLD): It describes how each and every feature in the product should work and every component.</w:t>
       </w:r>
     </w:p>
     <w:p>
@@ -3046,25 +3080,7 @@
           <w:sz w:val="24"/>
           <w:szCs w:val="24"/>
         </w:rPr>
-        <w:t xml:space="preserve">4. Integration and System Testing: In the testing phase, the software is tested </w:t>
-      </w:r>
-      <w:proofErr w:type="gramStart"/>
-      <w:r>
-        <w:rPr>
-          <w:rFonts w:ascii="Times New Roman" w:hAnsi="Times New Roman" w:cs="Times New Roman"/>
-          <w:sz w:val="24"/>
-          <w:szCs w:val="24"/>
-        </w:rPr>
-        <w:t>as a whole to</w:t>
-      </w:r>
-      <w:proofErr w:type="gramEnd"/>
-      <w:r>
-        <w:rPr>
-          <w:rFonts w:ascii="Times New Roman" w:hAnsi="Times New Roman" w:cs="Times New Roman"/>
-          <w:sz w:val="24"/>
-          <w:szCs w:val="24"/>
-        </w:rPr>
-        <w:t xml:space="preserve"> ensure that it meets the requirements and is free from defects.</w:t>
+        <w:t>4. Integration and System Testing: In the testing phase, the software is tested as a whole to ensure that it meets the requirements and is free from defects.</w:t>
       </w:r>
     </w:p>
     <w:p>
@@ -3373,6 +3389,7 @@
           <w:sz w:val="24"/>
           <w:szCs w:val="24"/>
         </w:rPr>
+        <w:lastRenderedPageBreak/>
         <w:t>The Spiral Model is often used for complex and large software development projects, as it allows for a more flexible and adaptable approach to software development. It is also well-suited to projects with significant uncertainty or high levels of risk.</w:t>
       </w:r>
     </w:p>
@@ -3789,6 +3806,7 @@
           <w:sz w:val="24"/>
           <w:szCs w:val="24"/>
         </w:rPr>
+        <w:lastRenderedPageBreak/>
         <w:t>•</w:t>
       </w:r>
       <w:r>
@@ -3893,7 +3911,6 @@
           <w:sz w:val="24"/>
           <w:szCs w:val="24"/>
         </w:rPr>
-        <w:lastRenderedPageBreak/>
         <w:t>•</w:t>
       </w:r>
       <w:r>
@@ -3954,25 +3971,7 @@
           <w:szCs w:val="24"/>
         </w:rPr>
         <w:tab/>
-        <w:t xml:space="preserve">Explain working methodology of agile model </w:t>
-      </w:r>
-      <w:proofErr w:type="gramStart"/>
-      <w:r>
-        <w:rPr>
-          <w:rFonts w:ascii="Times New Roman" w:hAnsi="Times New Roman" w:cs="Times New Roman"/>
-          <w:sz w:val="24"/>
-          <w:szCs w:val="24"/>
-        </w:rPr>
-        <w:t>and also</w:t>
-      </w:r>
-      <w:proofErr w:type="gramEnd"/>
-      <w:r>
-        <w:rPr>
-          <w:rFonts w:ascii="Times New Roman" w:hAnsi="Times New Roman" w:cs="Times New Roman"/>
-          <w:sz w:val="24"/>
-          <w:szCs w:val="24"/>
-        </w:rPr>
-        <w:t xml:space="preserve"> write pros and cons.</w:t>
+        <w:t>Explain working methodology of agile model and also write pros and cons.</w:t>
       </w:r>
     </w:p>
     <w:p>
@@ -4023,25 +4022,7 @@
           <w:sz w:val="24"/>
           <w:szCs w:val="24"/>
         </w:rPr>
-        <w:t xml:space="preserve">Companies have found success with the Agile approach, which allows them to quickly adapt and create products that are in demand on the market. </w:t>
-      </w:r>
-      <w:proofErr w:type="gramStart"/>
-      <w:r>
-        <w:rPr>
-          <w:rFonts w:ascii="Times New Roman" w:hAnsi="Times New Roman" w:cs="Times New Roman"/>
-          <w:sz w:val="24"/>
-          <w:szCs w:val="24"/>
-        </w:rPr>
-        <w:t>It’s</w:t>
-      </w:r>
-      <w:proofErr w:type="gramEnd"/>
-      <w:r>
-        <w:rPr>
-          <w:rFonts w:ascii="Times New Roman" w:hAnsi="Times New Roman" w:cs="Times New Roman"/>
-          <w:sz w:val="24"/>
-          <w:szCs w:val="24"/>
-        </w:rPr>
-        <w:t xml:space="preserve"> no surprise then it has become so popular in the software tech industry/development.</w:t>
+        <w:t>Companies have found success with the Agile approach, which allows them to quickly adapt and create products that are in demand on the market. It’s no surprise then it has become so popular in the software tech industry/development.</w:t>
       </w:r>
     </w:p>
     <w:p>
@@ -4086,23 +4067,13 @@
           <w:szCs w:val="24"/>
         </w:rPr>
       </w:pPr>
-      <w:proofErr w:type="gramStart"/>
-      <w:r>
-        <w:rPr>
-          <w:rFonts w:ascii="Times New Roman" w:hAnsi="Times New Roman" w:cs="Times New Roman"/>
-          <w:sz w:val="24"/>
-          <w:szCs w:val="24"/>
-        </w:rPr>
-        <w:t>There’s</w:t>
-      </w:r>
-      <w:proofErr w:type="gramEnd"/>
-      <w:r>
-        <w:rPr>
-          <w:rFonts w:ascii="Times New Roman" w:hAnsi="Times New Roman" w:cs="Times New Roman"/>
-          <w:sz w:val="24"/>
-          <w:szCs w:val="24"/>
-        </w:rPr>
-        <w:t xml:space="preserve"> no universal solution when introducing agile techniques into your organization, but setting clear boundaries and defining job roles ensures that everyone is clear on their responsibilities.</w:t>
+      <w:r>
+        <w:rPr>
+          <w:rFonts w:ascii="Times New Roman" w:hAnsi="Times New Roman" w:cs="Times New Roman"/>
+          <w:sz w:val="24"/>
+          <w:szCs w:val="24"/>
+        </w:rPr>
+        <w:t>There’s no universal solution when introducing agile techniques into your organization, but setting clear boundaries and defining job roles ensures that everyone is clear on their responsibilities.</w:t>
       </w:r>
     </w:p>
     <w:p>
@@ -4166,6 +4137,83 @@
           <w:szCs w:val="24"/>
         </w:rPr>
       </w:pPr>
+    </w:p>
+    <w:p>
+      <w:pPr>
+        <w:rPr>
+          <w:rFonts w:ascii="Times New Roman" w:hAnsi="Times New Roman" w:cs="Times New Roman"/>
+          <w:sz w:val="24"/>
+          <w:szCs w:val="24"/>
+        </w:rPr>
+      </w:pPr>
+      <w:r>
+        <w:rPr>
+          <w:rFonts w:ascii="Times New Roman" w:hAnsi="Times New Roman" w:cs="Times New Roman"/>
+          <w:noProof/>
+          <w:sz w:val="24"/>
+          <w:szCs w:val="24"/>
+        </w:rPr>
+        <w:lastRenderedPageBreak/>
+        <w:drawing>
+          <wp:inline distT="0" distB="0" distL="0" distR="0" wp14:anchorId="528B17CB" wp14:editId="7840612E">
+            <wp:extent cx="5731510" cy="4377690"/>
+            <wp:effectExtent l="0" t="0" r="2540" b="3810"/>
+            <wp:docPr id="1477915623" name="Picture 4"/>
+            <wp:cNvGraphicFramePr>
+              <a:graphicFrameLocks xmlns:a="http://schemas.openxmlformats.org/drawingml/2006/main" noChangeAspect="1"/>
+            </wp:cNvGraphicFramePr>
+            <a:graphic xmlns:a="http://schemas.openxmlformats.org/drawingml/2006/main">
+              <a:graphicData uri="http://schemas.openxmlformats.org/drawingml/2006/picture">
+                <pic:pic xmlns:pic="http://schemas.openxmlformats.org/drawingml/2006/picture">
+                  <pic:nvPicPr>
+                    <pic:cNvPr id="1477915623" name="Picture 1477915623"/>
+                    <pic:cNvPicPr/>
+                  </pic:nvPicPr>
+                  <pic:blipFill>
+                    <a:blip r:embed="rId7">
+                      <a:extLst>
+                        <a:ext uri="{28A0092B-C50C-407E-A947-70E740481C1C}">
+                          <a14:useLocalDpi xmlns:a14="http://schemas.microsoft.com/office/drawing/2010/main" val="0"/>
+                        </a:ext>
+                      </a:extLst>
+                    </a:blip>
+                    <a:stretch>
+                      <a:fillRect/>
+                    </a:stretch>
+                  </pic:blipFill>
+                  <pic:spPr>
+                    <a:xfrm>
+                      <a:off x="0" y="0"/>
+                      <a:ext cx="5731510" cy="4377690"/>
+                    </a:xfrm>
+                    <a:prstGeom prst="rect">
+                      <a:avLst/>
+                    </a:prstGeom>
+                  </pic:spPr>
+                </pic:pic>
+              </a:graphicData>
+            </a:graphic>
+          </wp:inline>
+        </w:drawing>
+      </w:r>
+    </w:p>
+    <w:p>
+      <w:pPr>
+        <w:rPr>
+          <w:rFonts w:ascii="Times New Roman" w:hAnsi="Times New Roman" w:cs="Times New Roman"/>
+          <w:sz w:val="24"/>
+          <w:szCs w:val="24"/>
+        </w:rPr>
+      </w:pPr>
+    </w:p>
+    <w:p>
+      <w:pPr>
+        <w:rPr>
+          <w:rFonts w:ascii="Times New Roman" w:hAnsi="Times New Roman" w:cs="Times New Roman"/>
+          <w:sz w:val="24"/>
+          <w:szCs w:val="24"/>
+        </w:rPr>
+      </w:pPr>
       <w:r>
         <w:rPr>
           <w:rFonts w:ascii="Times New Roman" w:hAnsi="Times New Roman" w:cs="Times New Roman"/>
@@ -4200,6 +4248,74 @@
           <w:szCs w:val="24"/>
         </w:rPr>
         <w:t xml:space="preserve"> on Online shopping product using payment gateway.</w:t>
+      </w:r>
+    </w:p>
+    <w:p>
+      <w:pPr>
+        <w:rPr>
+          <w:rFonts w:ascii="Times New Roman" w:hAnsi="Times New Roman" w:cs="Times New Roman"/>
+          <w:sz w:val="24"/>
+          <w:szCs w:val="24"/>
+        </w:rPr>
+      </w:pPr>
+    </w:p>
+    <w:p>
+      <w:pPr>
+        <w:rPr>
+          <w:rFonts w:ascii="Times New Roman" w:hAnsi="Times New Roman" w:cs="Times New Roman"/>
+          <w:sz w:val="24"/>
+          <w:szCs w:val="24"/>
+        </w:rPr>
+      </w:pPr>
+      <w:r>
+        <w:rPr>
+          <w:rFonts w:ascii="Times New Roman" w:hAnsi="Times New Roman" w:cs="Times New Roman"/>
+          <w:noProof/>
+          <w:sz w:val="24"/>
+          <w:szCs w:val="24"/>
+        </w:rPr>
+        <w:lastRenderedPageBreak/>
+        <w:drawing>
+          <wp:inline distT="0" distB="0" distL="0" distR="0" wp14:anchorId="7567F4D2" wp14:editId="2EF9410A">
+            <wp:extent cx="5731510" cy="5418455"/>
+            <wp:effectExtent l="0" t="0" r="2540" b="0"/>
+            <wp:docPr id="1440992151" name="Picture 5"/>
+            <wp:cNvGraphicFramePr>
+              <a:graphicFrameLocks xmlns:a="http://schemas.openxmlformats.org/drawingml/2006/main" noChangeAspect="1"/>
+            </wp:cNvGraphicFramePr>
+            <a:graphic xmlns:a="http://schemas.openxmlformats.org/drawingml/2006/main">
+              <a:graphicData uri="http://schemas.openxmlformats.org/drawingml/2006/picture">
+                <pic:pic xmlns:pic="http://schemas.openxmlformats.org/drawingml/2006/picture">
+                  <pic:nvPicPr>
+                    <pic:cNvPr id="1440992151" name="Picture 1440992151"/>
+                    <pic:cNvPicPr/>
+                  </pic:nvPicPr>
+                  <pic:blipFill>
+                    <a:blip r:embed="rId8">
+                      <a:extLst>
+                        <a:ext uri="{28A0092B-C50C-407E-A947-70E740481C1C}">
+                          <a14:useLocalDpi xmlns:a14="http://schemas.microsoft.com/office/drawing/2010/main" val="0"/>
+                        </a:ext>
+                      </a:extLst>
+                    </a:blip>
+                    <a:stretch>
+                      <a:fillRect/>
+                    </a:stretch>
+                  </pic:blipFill>
+                  <pic:spPr>
+                    <a:xfrm>
+                      <a:off x="0" y="0"/>
+                      <a:ext cx="5731510" cy="5418455"/>
+                    </a:xfrm>
+                    <a:prstGeom prst="rect">
+                      <a:avLst/>
+                    </a:prstGeom>
+                  </pic:spPr>
+                </pic:pic>
+              </a:graphicData>
+            </a:graphic>
+          </wp:inline>
+        </w:drawing>
       </w:r>
     </w:p>
     <w:sectPr>
